--- a/src/test/resources/samples/MCB.BIM.TBL.PROVINCES.V1.2.docx
+++ b/src/test/resources/samples/MCB.BIM.TBL.PROVINCES.V1.2.docx
@@ -23,6 +23,8 @@
           <w:color w:val="000000" w:themeColor="text1"/>
           <w:sz w:val="44"/>
           <w:szCs w:val="44"/>
+          <w:bdr w:val="single" w:sz="8" w:space="1" w:color="DCDCDC" w:frame="1"/>
+          <w:shd w:val="clear" w:color="auto" w:fill="FFFFFF"/>
           <w:rtl/>
           <w:lang w:bidi="ar-SA"/>
         </w:rPr>
@@ -2579,20 +2581,7 @@
                 <w:sz w:val="18"/>
                 <w:szCs w:val="18"/>
               </w:rPr>
-              <w:t>NUMBER</w:t>
-            </w:r>
-            <w:r>
-              <w:rPr>
-                <w:rFonts w:asciiTheme="majorBidi" w:hAnsiTheme="majorBidi"/>
-                <w:b w:val="0"/>
-                <w:bCs w:val="0"/>
-                <w:i w:val="0"/>
-                <w:iCs w:val="0"/>
-                <w:color w:val="000000"/>
-                <w:sz w:val="18"/>
-                <w:szCs w:val="18"/>
-              </w:rPr>
-              <w:t xml:space="preserve"> </w:t>
+              <w:t xml:space="preserve">NUMBER </w:t>
             </w:r>
             <w:r>
               <w:rPr>
@@ -6323,7 +6312,7 @@
               <w:pStyle w:val="Heading4"/>
               <w:bidi w:val="0"/>
               <w:spacing w:before="0"/>
-              <w:jc w:val="right"/>
+              <w:jc w:val="center"/>
               <w:rPr>
                 <w:rFonts w:asciiTheme="majorBidi" w:hAnsiTheme="majorBidi" w:cs="B Nazanin"/>
                 <w:i w:val="0"/>
@@ -6334,6 +6323,18 @@
                 <w:rtl/>
               </w:rPr>
             </w:pPr>
+            <w:r>
+              <w:rPr>
+                <w:rFonts w:asciiTheme="majorBidi" w:hAnsiTheme="majorBidi" w:cs="B Nazanin" w:hint="cs"/>
+                <w:i w:val="0"/>
+                <w:iCs w:val="0"/>
+                <w:color w:val="000000" w:themeColor="text1"/>
+                <w:sz w:val="18"/>
+                <w:szCs w:val="18"/>
+                <w:rtl/>
+              </w:rPr>
+              <w:t>خانوار</w:t>
+            </w:r>
           </w:p>
         </w:tc>
         <w:tc>
@@ -6639,6 +6640,32 @@
                 <w:rtl/>
               </w:rPr>
             </w:pPr>
+            <w:proofErr w:type="spellStart"/>
+            <w:r>
+              <w:rPr>
+                <w:rFonts w:asciiTheme="majorBidi" w:hAnsiTheme="majorBidi" w:cs="B Nazanin" w:hint="cs"/>
+                <w:i w:val="0"/>
+                <w:iCs w:val="0"/>
+                <w:color w:val="000000" w:themeColor="text1"/>
+                <w:sz w:val="18"/>
+                <w:szCs w:val="18"/>
+                <w:rtl/>
+              </w:rPr>
+              <w:t>جمعيت</w:t>
+            </w:r>
+            <w:proofErr w:type="spellEnd"/>
+            <w:r>
+              <w:rPr>
+                <w:rFonts w:asciiTheme="majorBidi" w:hAnsiTheme="majorBidi" w:cs="B Nazanin" w:hint="cs"/>
+                <w:i w:val="0"/>
+                <w:iCs w:val="0"/>
+                <w:color w:val="000000" w:themeColor="text1"/>
+                <w:sz w:val="18"/>
+                <w:szCs w:val="18"/>
+                <w:rtl/>
+              </w:rPr>
+              <w:t xml:space="preserve"> کل </w:t>
+            </w:r>
           </w:p>
         </w:tc>
         <w:tc>
@@ -6945,6 +6972,32 @@
                 <w:rtl/>
               </w:rPr>
             </w:pPr>
+            <w:proofErr w:type="spellStart"/>
+            <w:r>
+              <w:rPr>
+                <w:rFonts w:asciiTheme="majorBidi" w:hAnsiTheme="majorBidi" w:cs="B Nazanin" w:hint="cs"/>
+                <w:i w:val="0"/>
+                <w:iCs w:val="0"/>
+                <w:color w:val="000000" w:themeColor="text1"/>
+                <w:sz w:val="18"/>
+                <w:szCs w:val="18"/>
+                <w:rtl/>
+              </w:rPr>
+              <w:t>جمعيت</w:t>
+            </w:r>
+            <w:proofErr w:type="spellEnd"/>
+            <w:r>
+              <w:rPr>
+                <w:rFonts w:asciiTheme="majorBidi" w:hAnsiTheme="majorBidi" w:cs="B Nazanin" w:hint="cs"/>
+                <w:i w:val="0"/>
+                <w:iCs w:val="0"/>
+                <w:color w:val="000000" w:themeColor="text1"/>
+                <w:sz w:val="18"/>
+                <w:szCs w:val="18"/>
+                <w:rtl/>
+              </w:rPr>
+              <w:t xml:space="preserve"> مرد</w:t>
+            </w:r>
           </w:p>
         </w:tc>
         <w:tc>
@@ -7250,6 +7303,32 @@
                 <w:rtl/>
               </w:rPr>
             </w:pPr>
+            <w:proofErr w:type="spellStart"/>
+            <w:r>
+              <w:rPr>
+                <w:rFonts w:asciiTheme="majorBidi" w:hAnsiTheme="majorBidi" w:cs="B Nazanin" w:hint="cs"/>
+                <w:i w:val="0"/>
+                <w:iCs w:val="0"/>
+                <w:color w:val="000000" w:themeColor="text1"/>
+                <w:sz w:val="18"/>
+                <w:szCs w:val="18"/>
+                <w:rtl/>
+              </w:rPr>
+              <w:t>جمعيت</w:t>
+            </w:r>
+            <w:proofErr w:type="spellEnd"/>
+            <w:r>
+              <w:rPr>
+                <w:rFonts w:asciiTheme="majorBidi" w:hAnsiTheme="majorBidi" w:cs="B Nazanin" w:hint="cs"/>
+                <w:i w:val="0"/>
+                <w:iCs w:val="0"/>
+                <w:color w:val="000000" w:themeColor="text1"/>
+                <w:sz w:val="18"/>
+                <w:szCs w:val="18"/>
+                <w:rtl/>
+              </w:rPr>
+              <w:t xml:space="preserve"> زن</w:t>
+            </w:r>
           </w:p>
         </w:tc>
         <w:tc>
@@ -7327,6 +7406,1141 @@
                 <w:szCs w:val="18"/>
               </w:rPr>
             </w:pPr>
+          </w:p>
+        </w:tc>
+        <w:tc>
+          <w:tcPr>
+            <w:tcW w:w="1224" w:type="dxa"/>
+            <w:shd w:val="clear" w:color="auto" w:fill="FFFFFF" w:themeFill="background1"/>
+            <w:vAlign w:val="center"/>
+          </w:tcPr>
+          <w:p>
+            <w:pPr>
+              <w:pStyle w:val="Heading4"/>
+              <w:bidi w:val="0"/>
+              <w:spacing w:before="0"/>
+              <w:jc w:val="center"/>
+              <w:rPr>
+                <w:rFonts w:asciiTheme="majorBidi" w:hAnsiTheme="majorBidi"/>
+                <w:b w:val="0"/>
+                <w:bCs w:val="0"/>
+                <w:i w:val="0"/>
+                <w:iCs w:val="0"/>
+                <w:color w:val="000000"/>
+                <w:sz w:val="18"/>
+                <w:szCs w:val="18"/>
+              </w:rPr>
+            </w:pPr>
+          </w:p>
+        </w:tc>
+        <w:tc>
+          <w:tcPr>
+            <w:tcW w:w="923" w:type="dxa"/>
+            <w:shd w:val="clear" w:color="auto" w:fill="FFFFFF" w:themeFill="background1"/>
+            <w:vAlign w:val="center"/>
+          </w:tcPr>
+          <w:p>
+            <w:pPr>
+              <w:pStyle w:val="Heading4"/>
+              <w:bidi w:val="0"/>
+              <w:spacing w:before="0"/>
+              <w:jc w:val="center"/>
+              <w:rPr>
+                <w:rFonts w:asciiTheme="majorBidi" w:hAnsiTheme="majorBidi"/>
+                <w:color w:val="000000"/>
+                <w:sz w:val="18"/>
+                <w:szCs w:val="18"/>
+              </w:rPr>
+            </w:pPr>
+          </w:p>
+        </w:tc>
+        <w:tc>
+          <w:tcPr>
+            <w:tcW w:w="1260" w:type="dxa"/>
+            <w:shd w:val="clear" w:color="auto" w:fill="FFFFFF" w:themeFill="background1"/>
+            <w:vAlign w:val="center"/>
+          </w:tcPr>
+          <w:p>
+            <w:pPr>
+              <w:pStyle w:val="Heading4"/>
+              <w:bidi w:val="0"/>
+              <w:spacing w:before="0"/>
+              <w:jc w:val="center"/>
+              <w:rPr>
+                <w:rFonts w:asciiTheme="majorBidi" w:hAnsiTheme="majorBidi"/>
+                <w:color w:val="000000"/>
+                <w:sz w:val="18"/>
+                <w:szCs w:val="18"/>
+              </w:rPr>
+            </w:pPr>
+          </w:p>
+        </w:tc>
+        <w:tc>
+          <w:tcPr>
+            <w:tcW w:w="990" w:type="dxa"/>
+            <w:shd w:val="clear" w:color="auto" w:fill="FFFFFF" w:themeFill="background1"/>
+            <w:vAlign w:val="center"/>
+          </w:tcPr>
+          <w:p>
+            <w:pPr>
+              <w:pStyle w:val="Heading4"/>
+              <w:bidi w:val="0"/>
+              <w:spacing w:before="0"/>
+              <w:jc w:val="center"/>
+              <w:rPr>
+                <w:rFonts w:asciiTheme="majorBidi" w:hAnsiTheme="majorBidi"/>
+                <w:b w:val="0"/>
+                <w:bCs w:val="0"/>
+                <w:i w:val="0"/>
+                <w:iCs w:val="0"/>
+                <w:color w:val="000000"/>
+                <w:sz w:val="18"/>
+                <w:szCs w:val="18"/>
+              </w:rPr>
+            </w:pPr>
+          </w:p>
+        </w:tc>
+        <w:tc>
+          <w:tcPr>
+            <w:tcW w:w="1016" w:type="dxa"/>
+            <w:shd w:val="clear" w:color="auto" w:fill="FFFFFF" w:themeFill="background1"/>
+            <w:vAlign w:val="center"/>
+          </w:tcPr>
+          <w:p>
+            <w:pPr>
+              <w:pStyle w:val="Heading4"/>
+              <w:bidi w:val="0"/>
+              <w:spacing w:before="0"/>
+              <w:jc w:val="left"/>
+              <w:rPr>
+                <w:rFonts w:asciiTheme="majorBidi" w:hAnsiTheme="majorBidi"/>
+                <w:b w:val="0"/>
+                <w:bCs w:val="0"/>
+                <w:i w:val="0"/>
+                <w:iCs w:val="0"/>
+                <w:color w:val="000000"/>
+                <w:sz w:val="18"/>
+                <w:szCs w:val="18"/>
+              </w:rPr>
+            </w:pPr>
+          </w:p>
+        </w:tc>
+        <w:tc>
+          <w:tcPr>
+            <w:tcW w:w="1350" w:type="dxa"/>
+            <w:shd w:val="clear" w:color="auto" w:fill="FFFFFF" w:themeFill="background1"/>
+            <w:vAlign w:val="center"/>
+          </w:tcPr>
+          <w:p>
+            <w:pPr>
+              <w:pStyle w:val="Heading4"/>
+              <w:bidi w:val="0"/>
+              <w:spacing w:before="0"/>
+              <w:jc w:val="center"/>
+              <w:rPr>
+                <w:rFonts w:asciiTheme="majorBidi" w:hAnsiTheme="majorBidi"/>
+                <w:b w:val="0"/>
+                <w:bCs w:val="0"/>
+                <w:i w:val="0"/>
+                <w:iCs w:val="0"/>
+                <w:color w:val="000000"/>
+                <w:sz w:val="18"/>
+                <w:szCs w:val="18"/>
+              </w:rPr>
+            </w:pPr>
+          </w:p>
+        </w:tc>
+        <w:tc>
+          <w:tcPr>
+            <w:tcW w:w="1440" w:type="dxa"/>
+            <w:shd w:val="clear" w:color="auto" w:fill="FFFFFF" w:themeFill="background1"/>
+            <w:vAlign w:val="center"/>
+          </w:tcPr>
+          <w:p>
+            <w:pPr>
+              <w:pStyle w:val="Heading4"/>
+              <w:bidi w:val="0"/>
+              <w:spacing w:before="0"/>
+              <w:jc w:val="center"/>
+              <w:rPr>
+                <w:rFonts w:asciiTheme="majorBidi" w:hAnsiTheme="majorBidi"/>
+                <w:b w:val="0"/>
+                <w:bCs w:val="0"/>
+                <w:i w:val="0"/>
+                <w:iCs w:val="0"/>
+                <w:color w:val="000000"/>
+                <w:sz w:val="18"/>
+                <w:szCs w:val="18"/>
+              </w:rPr>
+            </w:pPr>
+          </w:p>
+        </w:tc>
+      </w:tr>
+      <w:tr>
+        <w:trPr>
+          <w:trHeight w:val="548"/>
+        </w:trPr>
+        <w:tc>
+          <w:tcPr>
+            <w:tcW w:w="3487" w:type="dxa"/>
+            <w:shd w:val="clear" w:color="auto" w:fill="FFFFFF" w:themeFill="background1"/>
+            <w:vAlign w:val="center"/>
+          </w:tcPr>
+          <w:p>
+            <w:pPr>
+              <w:pStyle w:val="HTMLPreformatted"/>
+              <w:shd w:val="clear" w:color="auto" w:fill="FFFFFF"/>
+              <w:rPr>
+                <w:rFonts w:asciiTheme="majorBidi" w:hAnsiTheme="majorBidi" w:cs="B Nazanin"/>
+                <w:b/>
+                <w:bCs/>
+                <w:sz w:val="22"/>
+                <w:szCs w:val="22"/>
+                <w:lang w:bidi="fa-IR"/>
+              </w:rPr>
+            </w:pPr>
+            <w:r>
+              <w:rPr>
+                <w:rFonts w:asciiTheme="majorBidi" w:hAnsiTheme="majorBidi" w:cs="B Nazanin"/>
+                <w:b/>
+                <w:bCs/>
+                <w:sz w:val="22"/>
+                <w:szCs w:val="22"/>
+                <w:lang w:bidi="fa-IR"/>
+              </w:rPr>
+              <w:t>LANGUAGE</w:t>
+            </w:r>
+            <w:r>
+              <w:rPr>
+                <w:rFonts w:asciiTheme="majorBidi" w:hAnsiTheme="majorBidi" w:cs="B Nazanin" w:hint="cs"/>
+                <w:b/>
+                <w:bCs/>
+                <w:sz w:val="22"/>
+                <w:szCs w:val="22"/>
+                <w:rtl/>
+                <w:lang w:bidi="fa-IR"/>
+              </w:rPr>
+              <w:t>_</w:t>
+            </w:r>
+            <w:r>
+              <w:rPr>
+                <w:rFonts w:asciiTheme="majorBidi" w:hAnsiTheme="majorBidi" w:cs="B Nazanin"/>
+                <w:b/>
+                <w:bCs/>
+                <w:sz w:val="22"/>
+                <w:szCs w:val="22"/>
+                <w:lang w:bidi="fa-IR"/>
+              </w:rPr>
+              <w:t>ID</w:t>
+            </w:r>
+          </w:p>
+        </w:tc>
+        <w:tc>
+          <w:tcPr>
+            <w:tcW w:w="1620" w:type="dxa"/>
+            <w:shd w:val="clear" w:color="auto" w:fill="FFFFFF" w:themeFill="background1"/>
+            <w:vAlign w:val="center"/>
+          </w:tcPr>
+          <w:p>
+            <w:pPr>
+              <w:pStyle w:val="Heading4"/>
+              <w:bidi w:val="0"/>
+              <w:spacing w:before="0"/>
+              <w:jc w:val="right"/>
+              <w:rPr>
+                <w:rFonts w:asciiTheme="majorBidi" w:hAnsiTheme="majorBidi" w:cs="B Nazanin"/>
+                <w:i w:val="0"/>
+                <w:iCs w:val="0"/>
+                <w:color w:val="000000" w:themeColor="text1"/>
+                <w:sz w:val="18"/>
+                <w:szCs w:val="18"/>
+                <w:rtl/>
+              </w:rPr>
+            </w:pPr>
+            <w:r>
+              <w:rPr>
+                <w:rFonts w:asciiTheme="majorBidi" w:hAnsiTheme="majorBidi" w:cs="B Nazanin" w:hint="cs"/>
+                <w:i w:val="0"/>
+                <w:iCs w:val="0"/>
+                <w:color w:val="000000" w:themeColor="text1"/>
+                <w:sz w:val="18"/>
+                <w:szCs w:val="18"/>
+                <w:rtl/>
+              </w:rPr>
+              <w:t>زبان</w:t>
+            </w:r>
+          </w:p>
+        </w:tc>
+        <w:tc>
+          <w:tcPr>
+            <w:tcW w:w="1710" w:type="dxa"/>
+            <w:shd w:val="clear" w:color="auto" w:fill="FFFFFF" w:themeFill="background1"/>
+            <w:vAlign w:val="center"/>
+          </w:tcPr>
+          <w:p>
+            <w:pPr>
+              <w:pStyle w:val="Heading4"/>
+              <w:bidi w:val="0"/>
+              <w:spacing w:before="0"/>
+              <w:jc w:val="center"/>
+              <w:rPr>
+                <w:rFonts w:asciiTheme="majorBidi" w:hAnsiTheme="majorBidi"/>
+                <w:b w:val="0"/>
+                <w:bCs w:val="0"/>
+                <w:i w:val="0"/>
+                <w:iCs w:val="0"/>
+                <w:color w:val="000000"/>
+                <w:sz w:val="18"/>
+                <w:szCs w:val="18"/>
+              </w:rPr>
+            </w:pPr>
+            <w:proofErr w:type="gramStart"/>
+            <w:r>
+              <w:rPr>
+                <w:rFonts w:asciiTheme="majorBidi" w:hAnsiTheme="majorBidi"/>
+                <w:b w:val="0"/>
+                <w:bCs w:val="0"/>
+                <w:i w:val="0"/>
+                <w:iCs w:val="0"/>
+                <w:color w:val="000000"/>
+                <w:sz w:val="18"/>
+                <w:szCs w:val="18"/>
+              </w:rPr>
+              <w:t>NUMBER(</w:t>
+            </w:r>
+            <w:proofErr w:type="gramEnd"/>
+            <w:r>
+              <w:rPr>
+                <w:rFonts w:asciiTheme="majorBidi" w:hAnsiTheme="majorBidi" w:hint="cs"/>
+                <w:b w:val="0"/>
+                <w:bCs w:val="0"/>
+                <w:i w:val="0"/>
+                <w:iCs w:val="0"/>
+                <w:color w:val="000000"/>
+                <w:sz w:val="18"/>
+                <w:szCs w:val="18"/>
+                <w:rtl/>
+              </w:rPr>
+              <w:t>2</w:t>
+            </w:r>
+            <w:r>
+              <w:rPr>
+                <w:rFonts w:asciiTheme="majorBidi" w:hAnsiTheme="majorBidi"/>
+                <w:b w:val="0"/>
+                <w:bCs w:val="0"/>
+                <w:i w:val="0"/>
+                <w:iCs w:val="0"/>
+                <w:color w:val="000000"/>
+                <w:sz w:val="18"/>
+                <w:szCs w:val="18"/>
+              </w:rPr>
+              <w:t>)</w:t>
+            </w:r>
+          </w:p>
+        </w:tc>
+        <w:tc>
+          <w:tcPr>
+            <w:tcW w:w="1252" w:type="dxa"/>
+            <w:shd w:val="clear" w:color="auto" w:fill="FFFFFF" w:themeFill="background1"/>
+          </w:tcPr>
+          <w:p>
+            <w:pPr>
+              <w:pStyle w:val="Heading4"/>
+              <w:bidi w:val="0"/>
+              <w:spacing w:before="0"/>
+              <w:jc w:val="center"/>
+              <w:rPr>
+                <w:rFonts w:asciiTheme="majorBidi" w:hAnsiTheme="majorBidi"/>
+                <w:b w:val="0"/>
+                <w:bCs w:val="0"/>
+                <w:i w:val="0"/>
+                <w:iCs w:val="0"/>
+                <w:color w:val="000000"/>
+                <w:sz w:val="18"/>
+                <w:szCs w:val="18"/>
+              </w:rPr>
+            </w:pPr>
+            <w:r>
+              <w:rPr>
+                <w:rFonts w:asciiTheme="majorBidi" w:hAnsiTheme="majorBidi"/>
+                <w:b w:val="0"/>
+                <w:bCs w:val="0"/>
+                <w:i w:val="0"/>
+                <w:iCs w:val="0"/>
+                <w:color w:val="000000"/>
+                <w:sz w:val="18"/>
+                <w:szCs w:val="18"/>
+              </w:rPr>
+              <w:t>LANGUAGE</w:t>
+            </w:r>
+            <w:r>
+              <w:rPr>
+                <w:rFonts w:asciiTheme="majorBidi" w:hAnsiTheme="majorBidi"/>
+                <w:b w:val="0"/>
+                <w:bCs w:val="0"/>
+                <w:i w:val="0"/>
+                <w:iCs w:val="0"/>
+                <w:color w:val="000000"/>
+                <w:sz w:val="18"/>
+                <w:szCs w:val="18"/>
+              </w:rPr>
+              <w:t>S/</w:t>
+            </w:r>
+            <w:r>
+              <w:rPr>
+                <w:rFonts w:asciiTheme="majorBidi" w:hAnsiTheme="majorBidi"/>
+                <w:b w:val="0"/>
+                <w:bCs w:val="0"/>
+                <w:i w:val="0"/>
+                <w:iCs w:val="0"/>
+                <w:color w:val="000000"/>
+                <w:sz w:val="18"/>
+                <w:szCs w:val="18"/>
+              </w:rPr>
+              <w:t>Y</w:t>
+            </w:r>
+          </w:p>
+        </w:tc>
+        <w:tc>
+          <w:tcPr>
+            <w:tcW w:w="1224" w:type="dxa"/>
+            <w:shd w:val="clear" w:color="auto" w:fill="FFFFFF" w:themeFill="background1"/>
+            <w:vAlign w:val="center"/>
+          </w:tcPr>
+          <w:p>
+            <w:pPr>
+              <w:pStyle w:val="Heading4"/>
+              <w:bidi w:val="0"/>
+              <w:spacing w:before="0"/>
+              <w:jc w:val="center"/>
+              <w:rPr>
+                <w:rFonts w:asciiTheme="majorBidi" w:hAnsiTheme="majorBidi"/>
+                <w:b w:val="0"/>
+                <w:bCs w:val="0"/>
+                <w:i w:val="0"/>
+                <w:iCs w:val="0"/>
+                <w:color w:val="000000"/>
+                <w:sz w:val="18"/>
+                <w:szCs w:val="18"/>
+              </w:rPr>
+            </w:pPr>
+          </w:p>
+        </w:tc>
+        <w:tc>
+          <w:tcPr>
+            <w:tcW w:w="923" w:type="dxa"/>
+            <w:shd w:val="clear" w:color="auto" w:fill="FFFFFF" w:themeFill="background1"/>
+            <w:vAlign w:val="center"/>
+          </w:tcPr>
+          <w:p>
+            <w:pPr>
+              <w:pStyle w:val="Heading4"/>
+              <w:bidi w:val="0"/>
+              <w:spacing w:before="0"/>
+              <w:jc w:val="center"/>
+              <w:rPr>
+                <w:rFonts w:asciiTheme="majorBidi" w:hAnsiTheme="majorBidi"/>
+                <w:color w:val="000000"/>
+                <w:sz w:val="18"/>
+                <w:szCs w:val="18"/>
+              </w:rPr>
+            </w:pPr>
+          </w:p>
+        </w:tc>
+        <w:tc>
+          <w:tcPr>
+            <w:tcW w:w="1260" w:type="dxa"/>
+            <w:shd w:val="clear" w:color="auto" w:fill="FFFFFF" w:themeFill="background1"/>
+            <w:vAlign w:val="center"/>
+          </w:tcPr>
+          <w:p>
+            <w:pPr>
+              <w:pStyle w:val="Heading4"/>
+              <w:bidi w:val="0"/>
+              <w:spacing w:before="0"/>
+              <w:jc w:val="center"/>
+              <w:rPr>
+                <w:rFonts w:asciiTheme="majorBidi" w:hAnsiTheme="majorBidi"/>
+                <w:color w:val="000000"/>
+                <w:sz w:val="18"/>
+                <w:szCs w:val="18"/>
+              </w:rPr>
+            </w:pPr>
+          </w:p>
+        </w:tc>
+        <w:tc>
+          <w:tcPr>
+            <w:tcW w:w="990" w:type="dxa"/>
+            <w:shd w:val="clear" w:color="auto" w:fill="FFFFFF" w:themeFill="background1"/>
+            <w:vAlign w:val="center"/>
+          </w:tcPr>
+          <w:p>
+            <w:pPr>
+              <w:pStyle w:val="Heading4"/>
+              <w:bidi w:val="0"/>
+              <w:spacing w:before="0"/>
+              <w:jc w:val="center"/>
+              <w:rPr>
+                <w:rFonts w:asciiTheme="majorBidi" w:hAnsiTheme="majorBidi"/>
+                <w:b w:val="0"/>
+                <w:bCs w:val="0"/>
+                <w:i w:val="0"/>
+                <w:iCs w:val="0"/>
+                <w:color w:val="000000"/>
+                <w:sz w:val="18"/>
+                <w:szCs w:val="18"/>
+              </w:rPr>
+            </w:pPr>
+          </w:p>
+        </w:tc>
+        <w:tc>
+          <w:tcPr>
+            <w:tcW w:w="1016" w:type="dxa"/>
+            <w:shd w:val="clear" w:color="auto" w:fill="FFFFFF" w:themeFill="background1"/>
+            <w:vAlign w:val="center"/>
+          </w:tcPr>
+          <w:p>
+            <w:pPr>
+              <w:pStyle w:val="Heading4"/>
+              <w:bidi w:val="0"/>
+              <w:spacing w:before="0"/>
+              <w:jc w:val="left"/>
+              <w:rPr>
+                <w:rFonts w:asciiTheme="majorBidi" w:hAnsiTheme="majorBidi"/>
+                <w:b w:val="0"/>
+                <w:bCs w:val="0"/>
+                <w:i w:val="0"/>
+                <w:iCs w:val="0"/>
+                <w:color w:val="000000"/>
+                <w:sz w:val="18"/>
+                <w:szCs w:val="18"/>
+              </w:rPr>
+            </w:pPr>
+          </w:p>
+        </w:tc>
+        <w:tc>
+          <w:tcPr>
+            <w:tcW w:w="1350" w:type="dxa"/>
+            <w:shd w:val="clear" w:color="auto" w:fill="FFFFFF" w:themeFill="background1"/>
+            <w:vAlign w:val="center"/>
+          </w:tcPr>
+          <w:p>
+            <w:pPr>
+              <w:pStyle w:val="Heading4"/>
+              <w:bidi w:val="0"/>
+              <w:spacing w:before="0"/>
+              <w:jc w:val="center"/>
+              <w:rPr>
+                <w:rFonts w:asciiTheme="majorBidi" w:hAnsiTheme="majorBidi"/>
+                <w:b w:val="0"/>
+                <w:bCs w:val="0"/>
+                <w:i w:val="0"/>
+                <w:iCs w:val="0"/>
+                <w:color w:val="000000"/>
+                <w:sz w:val="18"/>
+                <w:szCs w:val="18"/>
+              </w:rPr>
+            </w:pPr>
+          </w:p>
+        </w:tc>
+        <w:tc>
+          <w:tcPr>
+            <w:tcW w:w="1440" w:type="dxa"/>
+            <w:shd w:val="clear" w:color="auto" w:fill="FFFFFF" w:themeFill="background1"/>
+            <w:vAlign w:val="center"/>
+          </w:tcPr>
+          <w:p>
+            <w:pPr>
+              <w:pStyle w:val="Heading4"/>
+              <w:bidi w:val="0"/>
+              <w:spacing w:before="0"/>
+              <w:jc w:val="center"/>
+              <w:rPr>
+                <w:rFonts w:asciiTheme="majorBidi" w:hAnsiTheme="majorBidi"/>
+                <w:b w:val="0"/>
+                <w:bCs w:val="0"/>
+                <w:i w:val="0"/>
+                <w:iCs w:val="0"/>
+                <w:color w:val="000000"/>
+                <w:sz w:val="18"/>
+                <w:szCs w:val="18"/>
+              </w:rPr>
+            </w:pPr>
+          </w:p>
+        </w:tc>
+      </w:tr>
+      <w:tr>
+        <w:trPr>
+          <w:trHeight w:val="548"/>
+        </w:trPr>
+        <w:tc>
+          <w:tcPr>
+            <w:tcW w:w="3487" w:type="dxa"/>
+            <w:shd w:val="clear" w:color="auto" w:fill="FFFFFF" w:themeFill="background1"/>
+            <w:vAlign w:val="center"/>
+          </w:tcPr>
+          <w:p>
+            <w:pPr>
+              <w:pStyle w:val="HTMLPreformatted"/>
+              <w:shd w:val="clear" w:color="auto" w:fill="FFFFFF"/>
+              <w:rPr>
+                <w:rFonts w:asciiTheme="majorBidi" w:hAnsiTheme="majorBidi" w:cs="B Nazanin"/>
+                <w:b/>
+                <w:bCs/>
+                <w:sz w:val="22"/>
+                <w:szCs w:val="22"/>
+                <w:lang w:bidi="fa-IR"/>
+              </w:rPr>
+            </w:pPr>
+            <w:r>
+              <w:rPr>
+                <w:rFonts w:asciiTheme="majorBidi" w:hAnsiTheme="majorBidi" w:cs="B Nazanin"/>
+                <w:b/>
+                <w:bCs/>
+                <w:sz w:val="22"/>
+                <w:szCs w:val="22"/>
+                <w:lang w:bidi="fa-IR"/>
+              </w:rPr>
+              <w:t>COUNTRY_ID</w:t>
+            </w:r>
+          </w:p>
+        </w:tc>
+        <w:tc>
+          <w:tcPr>
+            <w:tcW w:w="1620" w:type="dxa"/>
+            <w:shd w:val="clear" w:color="auto" w:fill="FFFFFF" w:themeFill="background1"/>
+            <w:vAlign w:val="center"/>
+          </w:tcPr>
+          <w:p>
+            <w:pPr>
+              <w:pStyle w:val="Heading4"/>
+              <w:bidi w:val="0"/>
+              <w:spacing w:before="0"/>
+              <w:jc w:val="right"/>
+              <w:rPr>
+                <w:rFonts w:asciiTheme="majorBidi" w:hAnsiTheme="majorBidi" w:cs="B Nazanin"/>
+                <w:i w:val="0"/>
+                <w:iCs w:val="0"/>
+                <w:color w:val="000000" w:themeColor="text1"/>
+                <w:sz w:val="18"/>
+                <w:szCs w:val="18"/>
+                <w:rtl/>
+              </w:rPr>
+            </w:pPr>
+            <w:r>
+              <w:rPr>
+                <w:rFonts w:asciiTheme="majorBidi" w:hAnsiTheme="majorBidi" w:cs="B Nazanin" w:hint="cs"/>
+                <w:i w:val="0"/>
+                <w:iCs w:val="0"/>
+                <w:color w:val="000000" w:themeColor="text1"/>
+                <w:sz w:val="18"/>
+                <w:szCs w:val="18"/>
+                <w:rtl/>
+              </w:rPr>
+              <w:t>کشور</w:t>
+            </w:r>
+          </w:p>
+        </w:tc>
+        <w:tc>
+          <w:tcPr>
+            <w:tcW w:w="1710" w:type="dxa"/>
+            <w:shd w:val="clear" w:color="auto" w:fill="FFFFFF" w:themeFill="background1"/>
+            <w:vAlign w:val="center"/>
+          </w:tcPr>
+          <w:p>
+            <w:pPr>
+              <w:pStyle w:val="Heading4"/>
+              <w:bidi w:val="0"/>
+              <w:spacing w:before="0"/>
+              <w:jc w:val="center"/>
+              <w:rPr>
+                <w:rFonts w:asciiTheme="majorBidi" w:hAnsiTheme="majorBidi"/>
+                <w:b w:val="0"/>
+                <w:bCs w:val="0"/>
+                <w:i w:val="0"/>
+                <w:iCs w:val="0"/>
+                <w:color w:val="000000"/>
+                <w:sz w:val="18"/>
+                <w:szCs w:val="18"/>
+              </w:rPr>
+            </w:pPr>
+            <w:proofErr w:type="gramStart"/>
+            <w:r>
+              <w:rPr>
+                <w:rFonts w:asciiTheme="majorBidi" w:hAnsiTheme="majorBidi"/>
+                <w:b w:val="0"/>
+                <w:bCs w:val="0"/>
+                <w:i w:val="0"/>
+                <w:iCs w:val="0"/>
+                <w:color w:val="000000"/>
+                <w:sz w:val="18"/>
+                <w:szCs w:val="18"/>
+              </w:rPr>
+              <w:t>NUMBER(</w:t>
+            </w:r>
+            <w:proofErr w:type="gramEnd"/>
+            <w:r>
+              <w:rPr>
+                <w:rFonts w:asciiTheme="majorBidi" w:hAnsiTheme="majorBidi" w:hint="cs"/>
+                <w:b w:val="0"/>
+                <w:bCs w:val="0"/>
+                <w:i w:val="0"/>
+                <w:iCs w:val="0"/>
+                <w:color w:val="000000"/>
+                <w:sz w:val="18"/>
+                <w:szCs w:val="18"/>
+                <w:rtl/>
+              </w:rPr>
+              <w:t>2</w:t>
+            </w:r>
+            <w:r>
+              <w:rPr>
+                <w:rFonts w:asciiTheme="majorBidi" w:hAnsiTheme="majorBidi"/>
+                <w:b w:val="0"/>
+                <w:bCs w:val="0"/>
+                <w:i w:val="0"/>
+                <w:iCs w:val="0"/>
+                <w:color w:val="000000"/>
+                <w:sz w:val="18"/>
+                <w:szCs w:val="18"/>
+              </w:rPr>
+              <w:t>)</w:t>
+            </w:r>
+          </w:p>
+        </w:tc>
+        <w:tc>
+          <w:tcPr>
+            <w:tcW w:w="1252" w:type="dxa"/>
+            <w:shd w:val="clear" w:color="auto" w:fill="FFFFFF" w:themeFill="background1"/>
+          </w:tcPr>
+          <w:p>
+            <w:pPr>
+              <w:pStyle w:val="Heading4"/>
+              <w:bidi w:val="0"/>
+              <w:spacing w:before="0"/>
+              <w:jc w:val="center"/>
+              <w:rPr>
+                <w:rFonts w:asciiTheme="majorBidi" w:hAnsiTheme="majorBidi"/>
+                <w:b w:val="0"/>
+                <w:bCs w:val="0"/>
+                <w:i w:val="0"/>
+                <w:iCs w:val="0"/>
+                <w:color w:val="000000"/>
+                <w:sz w:val="18"/>
+                <w:szCs w:val="18"/>
+              </w:rPr>
+            </w:pPr>
+            <w:r>
+              <w:rPr>
+                <w:rFonts w:asciiTheme="majorBidi" w:hAnsiTheme="majorBidi"/>
+                <w:b w:val="0"/>
+                <w:bCs w:val="0"/>
+                <w:i w:val="0"/>
+                <w:iCs w:val="0"/>
+                <w:color w:val="000000"/>
+                <w:sz w:val="18"/>
+                <w:szCs w:val="18"/>
+              </w:rPr>
+              <w:t>COUNTRIES</w:t>
+            </w:r>
+            <w:r>
+              <w:rPr>
+                <w:rFonts w:asciiTheme="majorBidi" w:hAnsiTheme="majorBidi"/>
+                <w:b w:val="0"/>
+                <w:bCs w:val="0"/>
+                <w:i w:val="0"/>
+                <w:iCs w:val="0"/>
+                <w:color w:val="000000"/>
+                <w:sz w:val="18"/>
+                <w:szCs w:val="18"/>
+              </w:rPr>
+              <w:t>/</w:t>
+            </w:r>
+            <w:r>
+              <w:rPr>
+                <w:rFonts w:asciiTheme="majorBidi" w:hAnsiTheme="majorBidi"/>
+                <w:b w:val="0"/>
+                <w:bCs w:val="0"/>
+                <w:i w:val="0"/>
+                <w:iCs w:val="0"/>
+                <w:color w:val="000000"/>
+                <w:sz w:val="18"/>
+                <w:szCs w:val="18"/>
+              </w:rPr>
+              <w:t>Y</w:t>
+            </w:r>
+          </w:p>
+        </w:tc>
+        <w:tc>
+          <w:tcPr>
+            <w:tcW w:w="1224" w:type="dxa"/>
+            <w:shd w:val="clear" w:color="auto" w:fill="FFFFFF" w:themeFill="background1"/>
+            <w:vAlign w:val="center"/>
+          </w:tcPr>
+          <w:p>
+            <w:pPr>
+              <w:pStyle w:val="Heading4"/>
+              <w:bidi w:val="0"/>
+              <w:spacing w:before="0"/>
+              <w:jc w:val="center"/>
+              <w:rPr>
+                <w:rFonts w:asciiTheme="majorBidi" w:hAnsiTheme="majorBidi"/>
+                <w:b w:val="0"/>
+                <w:bCs w:val="0"/>
+                <w:i w:val="0"/>
+                <w:iCs w:val="0"/>
+                <w:color w:val="000000"/>
+                <w:sz w:val="18"/>
+                <w:szCs w:val="18"/>
+              </w:rPr>
+            </w:pPr>
+          </w:p>
+        </w:tc>
+        <w:tc>
+          <w:tcPr>
+            <w:tcW w:w="923" w:type="dxa"/>
+            <w:shd w:val="clear" w:color="auto" w:fill="FFFFFF" w:themeFill="background1"/>
+            <w:vAlign w:val="center"/>
+          </w:tcPr>
+          <w:p>
+            <w:pPr>
+              <w:pStyle w:val="Heading4"/>
+              <w:bidi w:val="0"/>
+              <w:spacing w:before="0"/>
+              <w:jc w:val="center"/>
+              <w:rPr>
+                <w:rFonts w:asciiTheme="majorBidi" w:hAnsiTheme="majorBidi"/>
+                <w:color w:val="000000"/>
+                <w:sz w:val="18"/>
+                <w:szCs w:val="18"/>
+              </w:rPr>
+            </w:pPr>
+          </w:p>
+        </w:tc>
+        <w:tc>
+          <w:tcPr>
+            <w:tcW w:w="1260" w:type="dxa"/>
+            <w:shd w:val="clear" w:color="auto" w:fill="FFFFFF" w:themeFill="background1"/>
+            <w:vAlign w:val="center"/>
+          </w:tcPr>
+          <w:p>
+            <w:pPr>
+              <w:pStyle w:val="Heading4"/>
+              <w:bidi w:val="0"/>
+              <w:spacing w:before="0"/>
+              <w:jc w:val="center"/>
+              <w:rPr>
+                <w:rFonts w:asciiTheme="majorBidi" w:hAnsiTheme="majorBidi"/>
+                <w:color w:val="000000"/>
+                <w:sz w:val="18"/>
+                <w:szCs w:val="18"/>
+              </w:rPr>
+            </w:pPr>
+          </w:p>
+        </w:tc>
+        <w:tc>
+          <w:tcPr>
+            <w:tcW w:w="990" w:type="dxa"/>
+            <w:shd w:val="clear" w:color="auto" w:fill="FFFFFF" w:themeFill="background1"/>
+            <w:vAlign w:val="center"/>
+          </w:tcPr>
+          <w:p>
+            <w:pPr>
+              <w:pStyle w:val="Heading4"/>
+              <w:bidi w:val="0"/>
+              <w:spacing w:before="0"/>
+              <w:jc w:val="center"/>
+              <w:rPr>
+                <w:rFonts w:asciiTheme="majorBidi" w:hAnsiTheme="majorBidi"/>
+                <w:b w:val="0"/>
+                <w:bCs w:val="0"/>
+                <w:i w:val="0"/>
+                <w:iCs w:val="0"/>
+                <w:color w:val="000000"/>
+                <w:sz w:val="18"/>
+                <w:szCs w:val="18"/>
+              </w:rPr>
+            </w:pPr>
+          </w:p>
+        </w:tc>
+        <w:tc>
+          <w:tcPr>
+            <w:tcW w:w="1016" w:type="dxa"/>
+            <w:shd w:val="clear" w:color="auto" w:fill="FFFFFF" w:themeFill="background1"/>
+            <w:vAlign w:val="center"/>
+          </w:tcPr>
+          <w:p>
+            <w:pPr>
+              <w:pStyle w:val="Heading4"/>
+              <w:bidi w:val="0"/>
+              <w:spacing w:before="0"/>
+              <w:jc w:val="left"/>
+              <w:rPr>
+                <w:rFonts w:asciiTheme="majorBidi" w:hAnsiTheme="majorBidi"/>
+                <w:b w:val="0"/>
+                <w:bCs w:val="0"/>
+                <w:i w:val="0"/>
+                <w:iCs w:val="0"/>
+                <w:color w:val="000000"/>
+                <w:sz w:val="18"/>
+                <w:szCs w:val="18"/>
+              </w:rPr>
+            </w:pPr>
+          </w:p>
+        </w:tc>
+        <w:tc>
+          <w:tcPr>
+            <w:tcW w:w="1350" w:type="dxa"/>
+            <w:shd w:val="clear" w:color="auto" w:fill="FFFFFF" w:themeFill="background1"/>
+            <w:vAlign w:val="center"/>
+          </w:tcPr>
+          <w:p>
+            <w:pPr>
+              <w:pStyle w:val="Heading4"/>
+              <w:bidi w:val="0"/>
+              <w:spacing w:before="0"/>
+              <w:jc w:val="center"/>
+              <w:rPr>
+                <w:rFonts w:asciiTheme="majorBidi" w:hAnsiTheme="majorBidi"/>
+                <w:b w:val="0"/>
+                <w:bCs w:val="0"/>
+                <w:i w:val="0"/>
+                <w:iCs w:val="0"/>
+                <w:color w:val="000000"/>
+                <w:sz w:val="18"/>
+                <w:szCs w:val="18"/>
+              </w:rPr>
+            </w:pPr>
+          </w:p>
+        </w:tc>
+        <w:tc>
+          <w:tcPr>
+            <w:tcW w:w="1440" w:type="dxa"/>
+            <w:shd w:val="clear" w:color="auto" w:fill="FFFFFF" w:themeFill="background1"/>
+            <w:vAlign w:val="center"/>
+          </w:tcPr>
+          <w:p>
+            <w:pPr>
+              <w:pStyle w:val="Heading4"/>
+              <w:bidi w:val="0"/>
+              <w:spacing w:before="0"/>
+              <w:jc w:val="center"/>
+              <w:rPr>
+                <w:rFonts w:asciiTheme="majorBidi" w:hAnsiTheme="majorBidi"/>
+                <w:b w:val="0"/>
+                <w:bCs w:val="0"/>
+                <w:i w:val="0"/>
+                <w:iCs w:val="0"/>
+                <w:color w:val="000000"/>
+                <w:sz w:val="18"/>
+                <w:szCs w:val="18"/>
+              </w:rPr>
+            </w:pPr>
+          </w:p>
+        </w:tc>
+      </w:tr>
+      <w:tr>
+        <w:trPr>
+          <w:trHeight w:val="548"/>
+        </w:trPr>
+        <w:tc>
+          <w:tcPr>
+            <w:tcW w:w="3487" w:type="dxa"/>
+            <w:shd w:val="clear" w:color="auto" w:fill="FFFFFF" w:themeFill="background1"/>
+            <w:vAlign w:val="center"/>
+          </w:tcPr>
+          <w:p>
+            <w:pPr>
+              <w:pStyle w:val="HTMLPreformatted"/>
+              <w:shd w:val="clear" w:color="auto" w:fill="FFFFFF"/>
+              <w:rPr>
+                <w:rFonts w:asciiTheme="majorBidi" w:hAnsiTheme="majorBidi" w:cs="B Nazanin"/>
+                <w:b/>
+                <w:bCs/>
+                <w:sz w:val="22"/>
+                <w:szCs w:val="22"/>
+                <w:lang w:bidi="fa-IR"/>
+              </w:rPr>
+            </w:pPr>
+            <w:r>
+              <w:rPr>
+                <w:rFonts w:asciiTheme="majorBidi" w:hAnsiTheme="majorBidi" w:cs="B Nazanin"/>
+                <w:b/>
+                <w:bCs/>
+                <w:sz w:val="22"/>
+                <w:szCs w:val="22"/>
+                <w:lang w:bidi="fa-IR"/>
+              </w:rPr>
+              <w:t>CALENDAR_ID</w:t>
+            </w:r>
+          </w:p>
+        </w:tc>
+        <w:tc>
+          <w:tcPr>
+            <w:tcW w:w="1620" w:type="dxa"/>
+            <w:shd w:val="clear" w:color="auto" w:fill="FFFFFF" w:themeFill="background1"/>
+            <w:vAlign w:val="center"/>
+          </w:tcPr>
+          <w:p>
+            <w:pPr>
+              <w:pStyle w:val="Heading4"/>
+              <w:bidi w:val="0"/>
+              <w:spacing w:before="0"/>
+              <w:jc w:val="right"/>
+              <w:rPr>
+                <w:rFonts w:asciiTheme="majorBidi" w:hAnsiTheme="majorBidi" w:cs="B Nazanin"/>
+                <w:i w:val="0"/>
+                <w:iCs w:val="0"/>
+                <w:color w:val="000000" w:themeColor="text1"/>
+                <w:sz w:val="18"/>
+                <w:szCs w:val="18"/>
+                <w:rtl/>
+              </w:rPr>
+            </w:pPr>
+            <w:proofErr w:type="spellStart"/>
+            <w:r>
+              <w:rPr>
+                <w:rFonts w:asciiTheme="majorBidi" w:hAnsiTheme="majorBidi" w:cs="B Nazanin" w:hint="cs"/>
+                <w:i w:val="0"/>
+                <w:iCs w:val="0"/>
+                <w:color w:val="000000" w:themeColor="text1"/>
+                <w:sz w:val="18"/>
+                <w:szCs w:val="18"/>
+                <w:rtl/>
+              </w:rPr>
+              <w:t>تقويم</w:t>
+            </w:r>
+            <w:proofErr w:type="spellEnd"/>
+          </w:p>
+        </w:tc>
+        <w:tc>
+          <w:tcPr>
+            <w:tcW w:w="1710" w:type="dxa"/>
+            <w:shd w:val="clear" w:color="auto" w:fill="FFFFFF" w:themeFill="background1"/>
+            <w:vAlign w:val="center"/>
+          </w:tcPr>
+          <w:p>
+            <w:pPr>
+              <w:pStyle w:val="Heading4"/>
+              <w:bidi w:val="0"/>
+              <w:spacing w:before="0"/>
+              <w:jc w:val="center"/>
+              <w:rPr>
+                <w:rFonts w:asciiTheme="majorBidi" w:hAnsiTheme="majorBidi"/>
+                <w:b w:val="0"/>
+                <w:bCs w:val="0"/>
+                <w:i w:val="0"/>
+                <w:iCs w:val="0"/>
+                <w:color w:val="000000"/>
+                <w:sz w:val="18"/>
+                <w:szCs w:val="18"/>
+              </w:rPr>
+            </w:pPr>
+            <w:proofErr w:type="gramStart"/>
+            <w:r>
+              <w:rPr>
+                <w:rFonts w:asciiTheme="majorBidi" w:hAnsiTheme="majorBidi"/>
+                <w:b w:val="0"/>
+                <w:bCs w:val="0"/>
+                <w:i w:val="0"/>
+                <w:iCs w:val="0"/>
+                <w:color w:val="000000"/>
+                <w:sz w:val="18"/>
+                <w:szCs w:val="18"/>
+              </w:rPr>
+              <w:t>NUMBER(</w:t>
+            </w:r>
+            <w:proofErr w:type="gramEnd"/>
+            <w:r>
+              <w:rPr>
+                <w:rFonts w:asciiTheme="majorBidi" w:hAnsiTheme="majorBidi" w:hint="cs"/>
+                <w:b w:val="0"/>
+                <w:bCs w:val="0"/>
+                <w:i w:val="0"/>
+                <w:iCs w:val="0"/>
+                <w:color w:val="000000"/>
+                <w:sz w:val="18"/>
+                <w:szCs w:val="18"/>
+                <w:rtl/>
+              </w:rPr>
+              <w:t>4</w:t>
+            </w:r>
+            <w:r>
+              <w:rPr>
+                <w:rFonts w:asciiTheme="majorBidi" w:hAnsiTheme="majorBidi"/>
+                <w:b w:val="0"/>
+                <w:bCs w:val="0"/>
+                <w:i w:val="0"/>
+                <w:iCs w:val="0"/>
+                <w:color w:val="000000"/>
+                <w:sz w:val="18"/>
+                <w:szCs w:val="18"/>
+              </w:rPr>
+              <w:t>)</w:t>
+            </w:r>
+          </w:p>
+        </w:tc>
+        <w:tc>
+          <w:tcPr>
+            <w:tcW w:w="1252" w:type="dxa"/>
+            <w:shd w:val="clear" w:color="auto" w:fill="FFFFFF" w:themeFill="background1"/>
+          </w:tcPr>
+          <w:p>
+            <w:pPr>
+              <w:pStyle w:val="Heading4"/>
+              <w:bidi w:val="0"/>
+              <w:spacing w:before="0"/>
+              <w:jc w:val="center"/>
+              <w:rPr>
+                <w:rFonts w:asciiTheme="majorBidi" w:hAnsiTheme="majorBidi"/>
+                <w:b w:val="0"/>
+                <w:bCs w:val="0"/>
+                <w:i w:val="0"/>
+                <w:iCs w:val="0"/>
+                <w:color w:val="000000"/>
+                <w:sz w:val="18"/>
+                <w:szCs w:val="18"/>
+              </w:rPr>
+            </w:pPr>
+            <w:r>
+              <w:rPr>
+                <w:rFonts w:asciiTheme="majorBidi" w:hAnsiTheme="majorBidi"/>
+                <w:b w:val="0"/>
+                <w:bCs w:val="0"/>
+                <w:i w:val="0"/>
+                <w:iCs w:val="0"/>
+                <w:color w:val="000000"/>
+                <w:sz w:val="18"/>
+                <w:szCs w:val="18"/>
+              </w:rPr>
+              <w:t>TIM.</w:t>
+            </w:r>
+            <w:r>
+              <w:rPr>
+                <w:rFonts w:asciiTheme="majorBidi" w:hAnsiTheme="majorBidi"/>
+                <w:b w:val="0"/>
+                <w:bCs w:val="0"/>
+                <w:i w:val="0"/>
+                <w:iCs w:val="0"/>
+                <w:color w:val="000000"/>
+                <w:sz w:val="18"/>
+                <w:szCs w:val="18"/>
+              </w:rPr>
+              <w:t xml:space="preserve"> CALENDARS/</w:t>
+            </w:r>
+            <w:r>
+              <w:rPr>
+                <w:rFonts w:asciiTheme="majorBidi" w:hAnsiTheme="majorBidi"/>
+                <w:b w:val="0"/>
+                <w:bCs w:val="0"/>
+                <w:i w:val="0"/>
+                <w:iCs w:val="0"/>
+                <w:color w:val="000000"/>
+                <w:sz w:val="18"/>
+                <w:szCs w:val="18"/>
+              </w:rPr>
+              <w:t>N</w:t>
+            </w:r>
           </w:p>
         </w:tc>
         <w:tc>
@@ -12325,6 +13539,7 @@
     <w:rsid w:val="003E644E"/>
     <w:rsid w:val="00402262"/>
     <w:rsid w:val="00425BBA"/>
+    <w:rsid w:val="00427994"/>
     <w:rsid w:val="004309A4"/>
     <w:rsid w:val="004370F4"/>
     <w:rsid w:val="004642EF"/>
@@ -12348,6 +13563,7 @@
     <w:rsid w:val="006520A7"/>
     <w:rsid w:val="00661325"/>
     <w:rsid w:val="006620D0"/>
+    <w:rsid w:val="006702F5"/>
     <w:rsid w:val="00673F1C"/>
     <w:rsid w:val="00676332"/>
     <w:rsid w:val="006A31FE"/>
@@ -12377,6 +13593,7 @@
     <w:rsid w:val="008D1090"/>
     <w:rsid w:val="009017F2"/>
     <w:rsid w:val="0091722C"/>
+    <w:rsid w:val="0092079B"/>
     <w:rsid w:val="0093631E"/>
     <w:rsid w:val="00936C4A"/>
     <w:rsid w:val="00946EAA"/>
@@ -12396,6 +13613,7 @@
     <w:rsid w:val="00AD3BE2"/>
     <w:rsid w:val="00AE2CC3"/>
     <w:rsid w:val="00AF58E6"/>
+    <w:rsid w:val="00B02902"/>
     <w:rsid w:val="00B4047C"/>
     <w:rsid w:val="00B86214"/>
     <w:rsid w:val="00BA0AC1"/>
@@ -12406,11 +13624,13 @@
     <w:rsid w:val="00BC787A"/>
     <w:rsid w:val="00BD491D"/>
     <w:rsid w:val="00BE3B8B"/>
+    <w:rsid w:val="00BE7D11"/>
     <w:rsid w:val="00C034B0"/>
     <w:rsid w:val="00C31486"/>
     <w:rsid w:val="00C425DB"/>
     <w:rsid w:val="00C776BB"/>
     <w:rsid w:val="00C90B75"/>
+    <w:rsid w:val="00C96DF2"/>
     <w:rsid w:val="00CA05B8"/>
     <w:rsid w:val="00CB7BA9"/>
     <w:rsid w:val="00CC465C"/>

--- a/src/test/resources/samples/MCB.BIM.TBL.PROVINCES.V1.2.docx
+++ b/src/test/resources/samples/MCB.BIM.TBL.PROVINCES.V1.2.docx
@@ -3393,6 +3393,19 @@
                 <w:szCs w:val="18"/>
               </w:rPr>
             </w:pPr>
+            <w:r>
+              <w:rPr>
+                <w:rFonts w:asciiTheme="majorBidi" w:hAnsiTheme="majorBidi"/>
+                <w:b w:val="0"/>
+                <w:bCs w:val="0"/>
+                <w:i w:val="0"/>
+                <w:iCs w:val="0"/>
+                <w:color w:val="000000"/>
+                <w:sz w:val="18"/>
+                <w:szCs w:val="18"/>
+              </w:rPr>
+              <w:t>U2</w:t>
+            </w:r>
           </w:p>
         </w:tc>
         <w:tc>
@@ -3704,15 +3717,34 @@
           </w:tcPr>
           <w:p>
             <w:pPr>
-              <w:bidi w:val="0"/>
-              <w:spacing w:after="0" w:line="240" w:lineRule="auto"/>
-              <w:jc w:val="center"/>
-              <w:rPr>
-                <w:rFonts w:asciiTheme="majorBidi" w:hAnsiTheme="majorBidi" w:cstheme="majorBidi"/>
-                <w:b/>
-                <w:bCs/>
-              </w:rPr>
-            </w:pPr>
+              <w:pStyle w:val="Heading4"/>
+              <w:bidi w:val="0"/>
+              <w:spacing w:before="0"/>
+              <w:jc w:val="center"/>
+              <w:rPr>
+                <w:rFonts w:asciiTheme="majorBidi" w:hAnsiTheme="majorBidi"/>
+                <w:b w:val="0"/>
+                <w:bCs w:val="0"/>
+                <w:i w:val="0"/>
+                <w:iCs w:val="0"/>
+                <w:color w:val="000000"/>
+                <w:sz w:val="18"/>
+                <w:szCs w:val="18"/>
+              </w:rPr>
+            </w:pPr>
+            <w:r>
+              <w:rPr>
+                <w:rFonts w:asciiTheme="majorBidi" w:hAnsiTheme="majorBidi"/>
+                <w:b w:val="0"/>
+                <w:bCs w:val="0"/>
+                <w:i w:val="0"/>
+                <w:iCs w:val="0"/>
+                <w:color w:val="000000"/>
+                <w:sz w:val="18"/>
+                <w:szCs w:val="18"/>
+              </w:rPr>
+              <w:t>I1</w:t>
+            </w:r>
           </w:p>
         </w:tc>
         <w:tc>
@@ -13527,6 +13559,7 @@
     <w:rsid w:val="002C61F9"/>
     <w:rsid w:val="002C7BCE"/>
     <w:rsid w:val="002E4266"/>
+    <w:rsid w:val="00305C6F"/>
     <w:rsid w:val="003205E6"/>
     <w:rsid w:val="00325927"/>
     <w:rsid w:val="00325958"/>
@@ -13545,6 +13578,7 @@
     <w:rsid w:val="004642EF"/>
     <w:rsid w:val="004A5DF0"/>
     <w:rsid w:val="004B5A33"/>
+    <w:rsid w:val="004D1C53"/>
     <w:rsid w:val="004D79FD"/>
     <w:rsid w:val="00514632"/>
     <w:rsid w:val="005278D4"/>

--- a/src/test/resources/samples/MCB.BIM.TBL.PROVINCES.V1.2.docx
+++ b/src/test/resources/samples/MCB.BIM.TBL.PROVINCES.V1.2.docx
@@ -3717,28 +3717,22 @@
           </w:tcPr>
           <w:p>
             <w:pPr>
-              <w:pStyle w:val="Heading4"/>
-              <w:bidi w:val="0"/>
-              <w:spacing w:before="0"/>
-              <w:jc w:val="center"/>
-              <w:rPr>
-                <w:rFonts w:asciiTheme="majorBidi" w:hAnsiTheme="majorBidi"/>
-                <w:b w:val="0"/>
-                <w:bCs w:val="0"/>
-                <w:i w:val="0"/>
-                <w:iCs w:val="0"/>
-                <w:color w:val="000000"/>
-                <w:sz w:val="18"/>
-                <w:szCs w:val="18"/>
-              </w:rPr>
-            </w:pPr>
-            <w:r>
-              <w:rPr>
-                <w:rFonts w:asciiTheme="majorBidi" w:hAnsiTheme="majorBidi"/>
-                <w:b w:val="0"/>
-                <w:bCs w:val="0"/>
-                <w:i w:val="0"/>
-                <w:iCs w:val="0"/>
+              <w:bidi w:val="0"/>
+              <w:spacing w:after="0" w:line="240" w:lineRule="auto"/>
+              <w:jc w:val="center"/>
+              <w:rPr>
+                <w:rFonts w:asciiTheme="majorBidi" w:hAnsiTheme="majorBidi" w:cstheme="majorBidi"/>
+                <w:b/>
+                <w:bCs/>
+              </w:rPr>
+            </w:pPr>
+            <w:r>
+              <w:rPr>
+                <w:rFonts w:asciiTheme="majorBidi" w:hAnsiTheme="majorBidi"/>
+                <w:b/>
+                <w:bCs/>
+                <w:i/>
+                <w:iCs/>
                 <w:color w:val="000000"/>
                 <w:sz w:val="18"/>
                 <w:szCs w:val="18"/>
@@ -4061,6 +4055,19 @@
                 <w:szCs w:val="18"/>
               </w:rPr>
             </w:pPr>
+            <w:r>
+              <w:rPr>
+                <w:rFonts w:asciiTheme="majorBidi" w:hAnsiTheme="majorBidi"/>
+                <w:b w:val="0"/>
+                <w:bCs w:val="0"/>
+                <w:i w:val="0"/>
+                <w:iCs w:val="0"/>
+                <w:color w:val="000000"/>
+                <w:sz w:val="18"/>
+                <w:szCs w:val="18"/>
+              </w:rPr>
+              <w:t>I1</w:t>
+            </w:r>
           </w:p>
         </w:tc>
         <w:tc>
@@ -13559,7 +13566,6 @@
     <w:rsid w:val="002C61F9"/>
     <w:rsid w:val="002C7BCE"/>
     <w:rsid w:val="002E4266"/>
-    <w:rsid w:val="00305C6F"/>
     <w:rsid w:val="003205E6"/>
     <w:rsid w:val="00325927"/>
     <w:rsid w:val="00325958"/>
@@ -13578,7 +13584,6 @@
     <w:rsid w:val="004642EF"/>
     <w:rsid w:val="004A5DF0"/>
     <w:rsid w:val="004B5A33"/>
-    <w:rsid w:val="004D1C53"/>
     <w:rsid w:val="004D79FD"/>
     <w:rsid w:val="00514632"/>
     <w:rsid w:val="005278D4"/>
@@ -13592,6 +13597,7 @@
     <w:rsid w:val="005F44E5"/>
     <w:rsid w:val="005F6A87"/>
     <w:rsid w:val="006006BF"/>
+    <w:rsid w:val="006072D6"/>
     <w:rsid w:val="00632C04"/>
     <w:rsid w:val="00651FCE"/>
     <w:rsid w:val="006520A7"/>
@@ -13658,6 +13664,7 @@
     <w:rsid w:val="00BC787A"/>
     <w:rsid w:val="00BD491D"/>
     <w:rsid w:val="00BE3B8B"/>
+    <w:rsid w:val="00BE5AF0"/>
     <w:rsid w:val="00BE7D11"/>
     <w:rsid w:val="00C034B0"/>
     <w:rsid w:val="00C31486"/>

--- a/src/test/resources/samples/MCB.BIM.TBL.PROVINCES.V1.2.docx
+++ b/src/test/resources/samples/MCB.BIM.TBL.PROVINCES.V1.2.docx
@@ -3393,19 +3393,6 @@
                 <w:szCs w:val="18"/>
               </w:rPr>
             </w:pPr>
-            <w:r>
-              <w:rPr>
-                <w:rFonts w:asciiTheme="majorBidi" w:hAnsiTheme="majorBidi"/>
-                <w:b w:val="0"/>
-                <w:bCs w:val="0"/>
-                <w:i w:val="0"/>
-                <w:iCs w:val="0"/>
-                <w:color w:val="000000"/>
-                <w:sz w:val="18"/>
-                <w:szCs w:val="18"/>
-              </w:rPr>
-              <w:t>U2</w:t>
-            </w:r>
           </w:p>
         </w:tc>
         <w:tc>
@@ -3726,19 +3713,6 @@
                 <w:bCs/>
               </w:rPr>
             </w:pPr>
-            <w:r>
-              <w:rPr>
-                <w:rFonts w:asciiTheme="majorBidi" w:hAnsiTheme="majorBidi"/>
-                <w:b/>
-                <w:bCs/>
-                <w:i/>
-                <w:iCs/>
-                <w:color w:val="000000"/>
-                <w:sz w:val="18"/>
-                <w:szCs w:val="18"/>
-              </w:rPr>
-              <w:t>I1</w:t>
-            </w:r>
           </w:p>
         </w:tc>
         <w:tc>
@@ -4055,19 +4029,6 @@
                 <w:szCs w:val="18"/>
               </w:rPr>
             </w:pPr>
-            <w:r>
-              <w:rPr>
-                <w:rFonts w:asciiTheme="majorBidi" w:hAnsiTheme="majorBidi"/>
-                <w:b w:val="0"/>
-                <w:bCs w:val="0"/>
-                <w:i w:val="0"/>
-                <w:iCs w:val="0"/>
-                <w:color w:val="000000"/>
-                <w:sz w:val="18"/>
-                <w:szCs w:val="18"/>
-              </w:rPr>
-              <w:t>I1</w:t>
-            </w:r>
           </w:p>
         </w:tc>
         <w:tc>
@@ -13597,7 +13558,6 @@
     <w:rsid w:val="005F44E5"/>
     <w:rsid w:val="005F6A87"/>
     <w:rsid w:val="006006BF"/>
-    <w:rsid w:val="006072D6"/>
     <w:rsid w:val="00632C04"/>
     <w:rsid w:val="00651FCE"/>
     <w:rsid w:val="006520A7"/>
@@ -13664,7 +13624,6 @@
     <w:rsid w:val="00BC787A"/>
     <w:rsid w:val="00BD491D"/>
     <w:rsid w:val="00BE3B8B"/>
-    <w:rsid w:val="00BE5AF0"/>
     <w:rsid w:val="00BE7D11"/>
     <w:rsid w:val="00C034B0"/>
     <w:rsid w:val="00C31486"/>
